--- a/assets/plantilla_obstruccion.docx
+++ b/assets/plantilla_obstruccion.docx
@@ -9841,6 +9841,31 @@
           <w:numId w:val="15"/>
         </w:numPr>
         <w:spacing w:before="0" w:after="0" w:line="300" w:lineRule="auto"/>
+        <w:rPr>
+          <w:rFonts w:asciiTheme="minorHAnsi" w:hAnsiTheme="minorHAnsi" w:cstheme="minorHAnsi"/>
+          <w:b/>
+          <w:bCs/>
+          <w:color w:val="1A1A1A" w:themeColor="background1" w:themeShade="1A"/>
+          <w:sz w:val="24"/>
+          <w:szCs w:val="24"/>
+          <w:u w:val="single"/>
+        </w:rPr>
+      </w:pPr>
+      <w:r>
+        <w:rPr>
+          <w:sz w:val="24"/>
+        </w:rPr>
+        <w:t>{{ORD_PREPARAR}}</w:t>
+      </w:r>
+    </w:p>
+    <w:p>
+      <w:pPr>
+        <w:pStyle w:val="Prrafodelista"/>
+        <w:numPr>
+          <w:ilvl w:val="0"/>
+          <w:numId w:val="15"/>
+        </w:numPr>
+        <w:spacing w:before="0" w:after="0" w:line="300" w:lineRule="auto"/>
         <w:jc w:val="both"/>
         <w:rPr>
           <w:rFonts w:asciiTheme="minorHAnsi" w:hAnsiTheme="minorHAnsi" w:cstheme="minorHAnsi"/>
